--- a/Grupo 3/Fase 2/Evidencias Grupales/Documento Proceso Negocio.docx
+++ b/Grupo 3/Fase 2/Evidencias Grupales/Documento Proceso Negocio.docx
@@ -56,12 +56,11 @@
           <w:szCs w:val="24"/>
           <w:rtl w:val="0"/>
         </w:rPr>
-        <w:t xml:space="preserve">  Diagrama TO-BE: Proceso de Compras en Línea </w:t>
+        <w:t xml:space="preserve">  Diagrama As Is</w:t>
       </w:r>
     </w:p>
     <w:p>
       <w:pPr>
-        <w:jc w:val="both"/>
         <w:rPr>
           <w:b w:val="1"/>
           <w:bCs w:val="1"/>
@@ -71,14 +70,16 @@
       </w:pPr>
       <w:r>
         <w:rPr>
+          <w:b w:val="1"/>
+          <w:bCs w:val="1"/>
           <w:sz w:val="24"/>
           <w:szCs w:val="24"/>
         </w:rPr>
         <w:drawing>
           <wp:inline distB="114300" distT="114300" distL="114300" distR="114300">
-            <wp:extent cx="5399730" cy="3365500"/>
+            <wp:extent cx="5399730" cy="2832100"/>
             <wp:effectExtent b="0" l="0" r="0" t="0"/>
-            <wp:docPr id="3" name="image2.png"/>
+            <wp:docPr id="1" name="image2.png"/>
             <a:graphic>
               <a:graphicData uri="http://schemas.openxmlformats.org/drawingml/2006/picture">
                 <pic:pic>
@@ -96,7 +97,7 @@
                   <pic:spPr>
                     <a:xfrm>
                       <a:off x="0" y="0"/>
-                      <a:ext cx="5399730" cy="3365500"/>
+                      <a:ext cx="5399730" cy="2832100"/>
                     </a:xfrm>
                     <a:prstGeom prst="rect"/>
                     <a:ln/>
@@ -124,18 +125,32 @@
       </w:pPr>
       <w:r>
         <w:rPr>
-          <w:b w:val="1"/>
-          <w:bCs w:val="1"/>
-          <w:sz w:val="24"/>
-          <w:szCs w:val="24"/>
           <w:rtl w:val="0"/>
         </w:rPr>
-        <w:t xml:space="preserve">  Diagrama TO-BE: Proceso de Recepción de Mercadería </w:t>
       </w:r>
     </w:p>
     <w:p>
       <w:pPr>
-        <w:jc w:val="center"/>
+        <w:rPr>
+          <w:b w:val="1"/>
+          <w:bCs w:val="1"/>
+          <w:sz w:val="24"/>
+          <w:szCs w:val="24"/>
+        </w:rPr>
+      </w:pPr>
+      <w:r>
+        <w:rPr>
+          <w:b w:val="1"/>
+          <w:bCs w:val="1"/>
+          <w:sz w:val="24"/>
+          <w:szCs w:val="24"/>
+          <w:rtl w:val="0"/>
+        </w:rPr>
+        <w:t xml:space="preserve">Diagrama To Be</w:t>
+      </w:r>
+    </w:p>
+    <w:p>
+      <w:pPr>
         <w:rPr>
           <w:b w:val="1"/>
           <w:bCs w:val="1"/>
@@ -152,9 +167,9 @@
         </w:rPr>
         <w:drawing>
           <wp:inline distB="114300" distT="114300" distL="114300" distR="114300">
-            <wp:extent cx="5399730" cy="4064000"/>
+            <wp:extent cx="5400675" cy="2687000"/>
             <wp:effectExtent b="0" l="0" r="0" t="0"/>
-            <wp:docPr id="4" name="image1.png"/>
+            <wp:docPr id="2" name="image1.png"/>
             <a:graphic>
               <a:graphicData uri="http://schemas.openxmlformats.org/drawingml/2006/picture">
                 <pic:pic>
@@ -172,488 +187,7 @@
                   <pic:spPr>
                     <a:xfrm>
                       <a:off x="0" y="0"/>
-                      <a:ext cx="5399730" cy="4064000"/>
-                    </a:xfrm>
-                    <a:prstGeom prst="rect"/>
-                    <a:ln/>
-                  </pic:spPr>
-                </pic:pic>
-              </a:graphicData>
-            </a:graphic>
-          </wp:inline>
-        </w:drawing>
-      </w:r>
-      <w:r>
-        <w:rPr>
-          <w:rtl w:val="0"/>
-        </w:rPr>
-      </w:r>
-    </w:p>
-    <w:p>
-      <w:pPr>
-        <w:rPr>
-          <w:b w:val="1"/>
-          <w:bCs w:val="1"/>
-          <w:sz w:val="24"/>
-          <w:szCs w:val="24"/>
-        </w:rPr>
-      </w:pPr>
-      <w:r>
-        <w:rPr>
-          <w:b w:val="1"/>
-          <w:bCs w:val="1"/>
-          <w:sz w:val="24"/>
-          <w:szCs w:val="24"/>
-          <w:rtl w:val="0"/>
-        </w:rPr>
-        <w:t xml:space="preserve">  Diagrama TO-BE: Generación de Sugerencias de Compra Automáticas </w:t>
-      </w:r>
-    </w:p>
-    <w:p>
-      <w:pPr>
-        <w:jc w:val="center"/>
-        <w:rPr>
-          <w:b w:val="1"/>
-          <w:bCs w:val="1"/>
-          <w:sz w:val="24"/>
-          <w:szCs w:val="24"/>
-        </w:rPr>
-      </w:pPr>
-      <w:r>
-        <w:rPr>
-          <w:b w:val="1"/>
-          <w:bCs w:val="1"/>
-          <w:sz w:val="24"/>
-          <w:szCs w:val="24"/>
-        </w:rPr>
-        <w:drawing>
-          <wp:inline distB="114300" distT="114300" distL="114300" distR="114300">
-            <wp:extent cx="5399730" cy="3556000"/>
-            <wp:effectExtent b="0" l="0" r="0" t="0"/>
-            <wp:docPr id="2" name="image4.png"/>
-            <a:graphic>
-              <a:graphicData uri="http://schemas.openxmlformats.org/drawingml/2006/picture">
-                <pic:pic>
-                  <pic:nvPicPr>
-                    <pic:cNvPr id="0" name="image4.png"/>
-                    <pic:cNvPicPr preferRelativeResize="0"/>
-                  </pic:nvPicPr>
-                  <pic:blipFill>
-                    <a:blip r:embed="rId9"/>
-                    <a:srcRect b="0" l="0" r="0" t="0"/>
-                    <a:stretch>
-                      <a:fillRect/>
-                    </a:stretch>
-                  </pic:blipFill>
-                  <pic:spPr>
-                    <a:xfrm>
-                      <a:off x="0" y="0"/>
-                      <a:ext cx="5399730" cy="3556000"/>
-                    </a:xfrm>
-                    <a:prstGeom prst="rect"/>
-                    <a:ln/>
-                  </pic:spPr>
-                </pic:pic>
-              </a:graphicData>
-            </a:graphic>
-          </wp:inline>
-        </w:drawing>
-      </w:r>
-      <w:r>
-        <w:rPr>
-          <w:rtl w:val="0"/>
-        </w:rPr>
-      </w:r>
-    </w:p>
-    <w:p>
-      <w:pPr>
-        <w:pStyle w:val="Heading3"/>
-        <w:keepNext w:val="0"/>
-        <w:keepLines w:val="0"/>
-        <w:rPr>
-          <w:sz w:val="24"/>
-          <w:szCs w:val="24"/>
-        </w:rPr>
-      </w:pPr>
-      <w:bookmarkStart w:colFirst="0" w:colLast="0" w:name="_heading=h.b3dqi1o4mx9e" w:id="0"/>
-      <w:bookmarkEnd w:id="0"/>
-      <w:r>
-        <w:rPr>
-          <w:sz w:val="24"/>
-          <w:szCs w:val="24"/>
-          <w:rtl w:val="0"/>
-        </w:rPr>
-        <w:t xml:space="preserve">  Diagrama TO-BE: Administración de Mantenedores (CRUD de Productos)</w:t>
-      </w:r>
-    </w:p>
-    <w:p>
-      <w:pPr>
-        <w:jc w:val="center"/>
-        <w:rPr>
-          <w:sz w:val="24"/>
-          <w:szCs w:val="24"/>
-        </w:rPr>
-      </w:pPr>
-      <w:r>
-        <w:rPr>
-          <w:sz w:val="24"/>
-          <w:szCs w:val="24"/>
-        </w:rPr>
-        <w:drawing>
-          <wp:inline distB="114300" distT="114300" distL="114300" distR="114300">
-            <wp:extent cx="5399730" cy="4254500"/>
-            <wp:effectExtent b="0" l="0" r="0" t="0"/>
-            <wp:docPr id="1" name="image3.png"/>
-            <a:graphic>
-              <a:graphicData uri="http://schemas.openxmlformats.org/drawingml/2006/picture">
-                <pic:pic>
-                  <pic:nvPicPr>
-                    <pic:cNvPr id="0" name="image3.png"/>
-                    <pic:cNvPicPr preferRelativeResize="0"/>
-                  </pic:nvPicPr>
-                  <pic:blipFill>
-                    <a:blip r:embed="rId10"/>
-                    <a:srcRect b="0" l="0" r="0" t="0"/>
-                    <a:stretch>
-                      <a:fillRect/>
-                    </a:stretch>
-                  </pic:blipFill>
-                  <pic:spPr>
-                    <a:xfrm>
-                      <a:off x="0" y="0"/>
-                      <a:ext cx="5399730" cy="4254500"/>
-                    </a:xfrm>
-                    <a:prstGeom prst="rect"/>
-                    <a:ln/>
-                  </pic:spPr>
-                </pic:pic>
-              </a:graphicData>
-            </a:graphic>
-          </wp:inline>
-        </w:drawing>
-      </w:r>
-      <w:r>
-        <w:rPr>
-          <w:rtl w:val="0"/>
-        </w:rPr>
-      </w:r>
-    </w:p>
-    <w:p>
-      <w:pPr>
-        <w:rPr>
-          <w:b w:val="1"/>
-          <w:bCs w:val="1"/>
-          <w:sz w:val="24"/>
-          <w:szCs w:val="24"/>
-        </w:rPr>
-      </w:pPr>
-      <w:r>
-        <w:rPr>
-          <w:b w:val="1"/>
-          <w:bCs w:val="1"/>
-          <w:sz w:val="24"/>
-          <w:szCs w:val="24"/>
-          <w:rtl w:val="0"/>
-        </w:rPr>
-        <w:t xml:space="preserve">  </w:t>
-      </w:r>
-    </w:p>
-    <w:p>
-      <w:pPr>
-        <w:rPr>
-          <w:b w:val="1"/>
-          <w:bCs w:val="1"/>
-          <w:sz w:val="24"/>
-          <w:szCs w:val="24"/>
-        </w:rPr>
-      </w:pPr>
-      <w:r>
-        <w:rPr>
-          <w:b w:val="1"/>
-          <w:bCs w:val="1"/>
-          <w:sz w:val="24"/>
-          <w:szCs w:val="24"/>
-          <w:rtl w:val="0"/>
-        </w:rPr>
-        <w:t xml:space="preserve">Diagrama TO-BE: Flujo del Cliente </w:t>
-      </w:r>
-    </w:p>
-    <w:p>
-      <w:pPr>
-        <w:jc w:val="center"/>
-        <w:rPr>
-          <w:b w:val="1"/>
-          <w:bCs w:val="1"/>
-          <w:sz w:val="24"/>
-          <w:szCs w:val="24"/>
-        </w:rPr>
-      </w:pPr>
-      <w:r>
-        <w:rPr>
-          <w:b w:val="1"/>
-          <w:bCs w:val="1"/>
-          <w:sz w:val="24"/>
-          <w:szCs w:val="24"/>
-        </w:rPr>
-        <w:drawing>
-          <wp:inline distB="114300" distT="114300" distL="114300" distR="114300">
-            <wp:extent cx="5399730" cy="5118100"/>
-            <wp:effectExtent b="0" l="0" r="0" t="0"/>
-            <wp:docPr id="6" name="image5.png"/>
-            <a:graphic>
-              <a:graphicData uri="http://schemas.openxmlformats.org/drawingml/2006/picture">
-                <pic:pic>
-                  <pic:nvPicPr>
-                    <pic:cNvPr id="0" name="image5.png"/>
-                    <pic:cNvPicPr preferRelativeResize="0"/>
-                  </pic:nvPicPr>
-                  <pic:blipFill>
-                    <a:blip r:embed="rId11"/>
-                    <a:srcRect b="0" l="0" r="0" t="0"/>
-                    <a:stretch>
-                      <a:fillRect/>
-                    </a:stretch>
-                  </pic:blipFill>
-                  <pic:spPr>
-                    <a:xfrm>
-                      <a:off x="0" y="0"/>
-                      <a:ext cx="5399730" cy="5118100"/>
-                    </a:xfrm>
-                    <a:prstGeom prst="rect"/>
-                    <a:ln/>
-                  </pic:spPr>
-                </pic:pic>
-              </a:graphicData>
-            </a:graphic>
-          </wp:inline>
-        </w:drawing>
-      </w:r>
-      <w:r>
-        <w:rPr>
-          <w:rtl w:val="0"/>
-        </w:rPr>
-      </w:r>
-    </w:p>
-    <w:p>
-      <w:pPr>
-        <w:jc w:val="center"/>
-        <w:rPr>
-          <w:b w:val="1"/>
-          <w:bCs w:val="1"/>
-          <w:sz w:val="24"/>
-          <w:szCs w:val="24"/>
-        </w:rPr>
-      </w:pPr>
-      <w:r>
-        <w:rPr>
-          <w:rtl w:val="0"/>
-        </w:rPr>
-      </w:r>
-    </w:p>
-    <w:p>
-      <w:pPr>
-        <w:jc w:val="center"/>
-        <w:rPr>
-          <w:b w:val="1"/>
-          <w:bCs w:val="1"/>
-          <w:sz w:val="24"/>
-          <w:szCs w:val="24"/>
-        </w:rPr>
-      </w:pPr>
-      <w:r>
-        <w:rPr>
-          <w:rtl w:val="0"/>
-        </w:rPr>
-      </w:r>
-    </w:p>
-    <w:p>
-      <w:pPr>
-        <w:jc w:val="center"/>
-        <w:rPr>
-          <w:b w:val="1"/>
-          <w:bCs w:val="1"/>
-          <w:sz w:val="24"/>
-          <w:szCs w:val="24"/>
-        </w:rPr>
-      </w:pPr>
-      <w:r>
-        <w:rPr>
-          <w:rtl w:val="0"/>
-        </w:rPr>
-      </w:r>
-    </w:p>
-    <w:p>
-      <w:pPr>
-        <w:jc w:val="center"/>
-        <w:rPr>
-          <w:b w:val="1"/>
-          <w:bCs w:val="1"/>
-          <w:sz w:val="24"/>
-          <w:szCs w:val="24"/>
-        </w:rPr>
-      </w:pPr>
-      <w:r>
-        <w:rPr>
-          <w:rtl w:val="0"/>
-        </w:rPr>
-      </w:r>
-    </w:p>
-    <w:p>
-      <w:pPr>
-        <w:jc w:val="center"/>
-        <w:rPr>
-          <w:b w:val="1"/>
-          <w:bCs w:val="1"/>
-          <w:sz w:val="24"/>
-          <w:szCs w:val="24"/>
-        </w:rPr>
-      </w:pPr>
-      <w:r>
-        <w:rPr>
-          <w:rtl w:val="0"/>
-        </w:rPr>
-      </w:r>
-    </w:p>
-    <w:p>
-      <w:pPr>
-        <w:jc w:val="center"/>
-        <w:rPr>
-          <w:b w:val="1"/>
-          <w:bCs w:val="1"/>
-          <w:sz w:val="24"/>
-          <w:szCs w:val="24"/>
-        </w:rPr>
-      </w:pPr>
-      <w:r>
-        <w:rPr>
-          <w:rtl w:val="0"/>
-        </w:rPr>
-      </w:r>
-    </w:p>
-    <w:p>
-      <w:pPr>
-        <w:jc w:val="center"/>
-        <w:rPr>
-          <w:b w:val="1"/>
-          <w:bCs w:val="1"/>
-          <w:sz w:val="24"/>
-          <w:szCs w:val="24"/>
-        </w:rPr>
-      </w:pPr>
-      <w:r>
-        <w:rPr>
-          <w:rtl w:val="0"/>
-        </w:rPr>
-      </w:r>
-    </w:p>
-    <w:p>
-      <w:pPr>
-        <w:jc w:val="center"/>
-        <w:rPr>
-          <w:b w:val="1"/>
-          <w:bCs w:val="1"/>
-          <w:sz w:val="24"/>
-          <w:szCs w:val="24"/>
-        </w:rPr>
-      </w:pPr>
-      <w:r>
-        <w:rPr>
-          <w:rtl w:val="0"/>
-        </w:rPr>
-      </w:r>
-    </w:p>
-    <w:p>
-      <w:pPr>
-        <w:jc w:val="center"/>
-        <w:rPr>
-          <w:b w:val="1"/>
-          <w:bCs w:val="1"/>
-          <w:sz w:val="24"/>
-          <w:szCs w:val="24"/>
-        </w:rPr>
-      </w:pPr>
-      <w:r>
-        <w:rPr>
-          <w:rtl w:val="0"/>
-        </w:rPr>
-      </w:r>
-    </w:p>
-    <w:p>
-      <w:pPr>
-        <w:jc w:val="center"/>
-        <w:rPr>
-          <w:b w:val="1"/>
-          <w:bCs w:val="1"/>
-          <w:sz w:val="24"/>
-          <w:szCs w:val="24"/>
-        </w:rPr>
-      </w:pPr>
-      <w:r>
-        <w:rPr>
-          <w:rtl w:val="0"/>
-        </w:rPr>
-      </w:r>
-    </w:p>
-    <w:p>
-      <w:pPr>
-        <w:rPr>
-          <w:b w:val="1"/>
-          <w:bCs w:val="1"/>
-          <w:sz w:val="24"/>
-          <w:szCs w:val="24"/>
-        </w:rPr>
-      </w:pPr>
-      <w:r>
-        <w:rPr>
-          <w:b w:val="1"/>
-          <w:bCs w:val="1"/>
-          <w:sz w:val="24"/>
-          <w:szCs w:val="24"/>
-          <w:rtl w:val="0"/>
-        </w:rPr>
-        <w:t xml:space="preserve">  Diagrama TO-BE: Flujo del Análisis Predictivo </w:t>
-      </w:r>
-    </w:p>
-    <w:p>
-      <w:pPr>
-        <w:jc w:val="center"/>
-        <w:rPr>
-          <w:b w:val="1"/>
-          <w:bCs w:val="1"/>
-          <w:sz w:val="24"/>
-          <w:szCs w:val="24"/>
-        </w:rPr>
-      </w:pPr>
-      <w:r>
-        <w:rPr>
-          <w:b w:val="1"/>
-          <w:bCs w:val="1"/>
-          <w:sz w:val="24"/>
-          <w:szCs w:val="24"/>
-        </w:rPr>
-        <w:drawing>
-          <wp:inline distB="114300" distT="114300" distL="114300" distR="114300">
-            <wp:extent cx="5399730" cy="5372100"/>
-            <wp:effectExtent b="0" l="0" r="0" t="0"/>
-            <wp:docPr id="5" name="image6.png"/>
-            <a:graphic>
-              <a:graphicData uri="http://schemas.openxmlformats.org/drawingml/2006/picture">
-                <pic:pic>
-                  <pic:nvPicPr>
-                    <pic:cNvPr id="0" name="image6.png"/>
-                    <pic:cNvPicPr preferRelativeResize="0"/>
-                  </pic:nvPicPr>
-                  <pic:blipFill>
-                    <a:blip r:embed="rId12"/>
-                    <a:srcRect b="0" l="0" r="0" t="0"/>
-                    <a:stretch>
-                      <a:fillRect/>
-                    </a:stretch>
-                  </pic:blipFill>
-                  <pic:spPr>
-                    <a:xfrm>
-                      <a:off x="0" y="0"/>
-                      <a:ext cx="5399730" cy="5372100"/>
+                      <a:ext cx="5400675" cy="2687000"/>
                     </a:xfrm>
                     <a:prstGeom prst="rect"/>
                     <a:ln/>
@@ -1156,7 +690,7 @@
 
 <file path=customXML/item1.xml><?xml version="1.0" encoding="utf-8"?>
 <go:gDocsCustomXmlDataStorage xmlns:go="http://customooxmlschemas.google.com/" xmlns:r="http://schemas.openxmlformats.org/officeDocument/2006/relationships" uri="GoogleDocsCustomDataVersion2">
-  <go:docsCustomData xmlns:go="http://customooxmlschemas.google.com/" roundtripDataSignature="AMtx7mjrxBYUYpL7FsBdnV2jgSg0LT+8Og==">CgMxLjAyDmguYjNkcWkxbzRteDllOAByITE3TS1QZjRoTE8ySkhIUTE1MFhDUV9mWnJUVEdzaXBvTQ==</go:docsCustomData>
+  <go:docsCustomData xmlns:go="http://customooxmlschemas.google.com/" roundtripDataSignature="AMtx7mjABL+j5WmlRLLl2XocvKraI/TEKw==">CgMxLjA4AHIhMTdNLVBmNGhMTzJKSEhRMTUwWENRX2ZaclRUR3NpcG9N</go:docsCustomData>
 </go:gDocsCustomXmlDataStorage>
 </file>
 
